--- a/docs/publications/aan-training-program/AAN_Book_10_Module.docx
+++ b/docs/publications/aan-training-program/AAN_Book_10_Module.docx
@@ -10,7 +10,7 @@
         <w:rPr>
           <w:color w:val="0D1B2E"/>
         </w:rPr>
-        <w:t>Book 10 — SIEM / XDR Detection</w:t>
+        <w:t>Book 10 — Privileged Access Management</w:t>
       </w:r>
     </w:p>
     <w:p>
@@ -20,7 +20,7 @@
           <w:color w:val="5A5A5A"/>
           <w:sz w:val="24"/>
         </w:rPr>
-        <w:t>AAN module: Sentinel detection engineering — from log warehouse to firing rules</w:t>
+        <w:t>AAN module: eliminating standing privilege with PIM, Arc JIT, PAWs, and break-glass design</w:t>
       </w:r>
     </w:p>
     <w:p>
@@ -47,7 +47,7 @@
         <w:rPr>
           <w:sz w:val="22"/>
         </w:rPr>
-        <w:t xml:space="preserve"> Book_10 SIEM XDR Detection &lt;https://github.com/WhalerMike/uiao/blob/main/inbox/Application%20Aware%20Networking/Book_10_Federal_Application_Aware_Networking_SIEM_XDR_Detection.qmd&gt; · </w:t>
+        <w:t xml:space="preserve"> Book_10 Privileged Access Management &lt;https://github.com/WhalerMike/uiao/blob/main/inbox/Application%20Aware%20Networking/Book_10_FedAAN_Privileged_Access_Management.qmd&gt; · </w:t>
       </w:r>
       <w:r>
         <w:rPr>
@@ -60,7 +60,7 @@
         <w:rPr>
           <w:sz w:val="22"/>
         </w:rPr>
-        <w:t xml:space="preserve"> 4 — telemetry (KSI-MLA); 6 — security (KSI-CMT) · </w:t>
+        <w:t xml:space="preserve"> 1 — identity (KSI-IAM); 5 — endpoint (KSI-PIY) · </w:t>
       </w:r>
       <w:r>
         <w:rPr>
@@ -73,7 +73,7 @@
         <w:rPr>
           <w:sz w:val="22"/>
         </w:rPr>
-        <w:t xml:space="preserve"> A4, A6, B5</w:t>
+        <w:t xml:space="preserve"> A1, A5, B5</w:t>
       </w:r>
     </w:p>
     <w:p>
@@ -95,20 +95,20 @@
         <w:rPr>
           <w:sz w:val="22"/>
         </w:rPr>
-        <w:t xml:space="preserve">Converts the deep log pipeline built in Books 01–09 into an active detection and response capability. Thesis: </w:t>
+        <w:t xml:space="preserve">Closes the residual attack surface left after Books 01–09: </w:t>
       </w:r>
       <w:r>
         <w:rPr>
           <w:b/>
           <w:sz w:val="22"/>
         </w:rPr>
-        <w:t>a log warehouse with no firing rules fails AU-6</w:t>
+        <w:t>standing administrative privilege</w:t>
       </w:r>
       <w:r>
         <w:rPr>
           <w:sz w:val="22"/>
         </w:rPr>
-        <w:t xml:space="preserve"> — "a SIEM with zero configured analytics rules does not pass." Covers Sentinel connectors, a 20-rule KQL detection library, UEBA, automation playbooks, the IR-8 documentation set, and three-tier AU-11 retention.</w:t>
+        <w:t>. Even with token-based authentication everywhere, a standing Global Administrator is a strongly-authenticated standing target. The book implements Entra PIM just-in-time activation, Arc JIT server access, privileged access workstations (PAW), break-glass accounts, and session policy controls — reducing admin exposure from continuous to bounded and auditable.</w:t>
       </w:r>
     </w:p>
     <w:p>
@@ -130,7 +130,7 @@
         <w:rPr>
           <w:sz w:val="22"/>
         </w:rPr>
-        <w:t>Articulate the FedRAMP AU-6 evidence standard (fired alert → incident ticket → response documentation → closure) and the log-aggregator-vs-SIEM distinction.</w:t>
+        <w:t>Explain the distinction between authentication quality (Books 01–09) and authorization scope, and why Entra migration alone does not reduce standing privilege.</w:t>
       </w:r>
     </w:p>
     <w:p>
@@ -141,7 +141,7 @@
         <w:rPr>
           <w:sz w:val="22"/>
         </w:rPr>
-        <w:t>Connect Infoblox NIOS (CEF/syslog), Entra ID, Microsoft 365 Defender, Zscaler/Netskope SASE, SQL/Defender for SQL, and Infoblox TIDE TAXII threat intel to Sentinel, with EPS sizing.</w:t>
+        <w:t>Differentiate PIM eligible vs. active assignments and describe the five-stage activation flow (request, MFA, approval, time-limited activation, automatic deactivation).</w:t>
       </w:r>
     </w:p>
     <w:p>
@@ -152,7 +152,7 @@
         <w:rPr>
           <w:sz w:val="22"/>
         </w:rPr>
-        <w:t>Author and tune KQL analytics rules (DNS C2 beaconing, impossible travel, off-hours PIM activation, MFA fatigue, post-block NTLM) through the four-phase detection lifecycle.</w:t>
+        <w:t>Enumerate standing role assignments via Microsoft Graph PowerShell and convert human accounts to eligible-only.</w:t>
       </w:r>
     </w:p>
     <w:p>
@@ -163,7 +163,7 @@
         <w:rPr>
           <w:sz w:val="22"/>
         </w:rPr>
-        <w:t>Explain Sentinel UEBA: investigation priority scores, peer-group deviation, entity pages, Identity Protection integration.</w:t>
+        <w:t>Configure Arc JIT SSH/RDP (Virtual Machine Administrator Login role, no public ports) and disable local Administrator via Arc Run Command.</w:t>
       </w:r>
     </w:p>
     <w:p>
@@ -174,7 +174,7 @@
         <w:rPr>
           <w:sz w:val="22"/>
         </w:rPr>
-        <w:t>Build automation rules and Logic App playbooks for suppression, enrichment, KEV-triggered device isolation, and compound-signal account disable.</w:t>
+        <w:t>Build a PAW baseline: Entra-joined dedicated hardware, Intune compliance policy (BitLocker, Secure Boot, TPM 2.0, WDAC, Credential Guard), and Conditional Access gating PIM activation on device compliance.</w:t>
       </w:r>
     </w:p>
     <w:p>
@@ -185,7 +185,7 @@
         <w:rPr>
           <w:sz w:val="22"/>
         </w:rPr>
-        <w:t>Assemble the seven IR artifacts assessors require and map Sentinel workflow to NIST SP 800-61 Rev 2 phases.</w:t>
+        <w:t>Design break-glass accounts (two cloud-only standing Global Admins, FIDO2 keys, physical safe, CA exclusion, Sentinel alerting, quarterly testing).</w:t>
       </w:r>
     </w:p>
     <w:p>
@@ -196,7 +196,7 @@
         <w:rPr>
           <w:sz w:val="22"/>
         </w:rPr>
-        <w:t>Configure three-tier retention (90-day hot, archive to 3 years, WORM blob with legal hold) and reason about commitment-tier pricing.</w:t>
+        <w:t>Implement AC-11/AC-12/IA-11 session controls: 15-minute lock, sign-in frequency, Authentication Context step-up MFA.</w:t>
       </w:r>
     </w:p>
     <w:p>
@@ -218,7 +218,7 @@
         <w:rPr>
           <w:sz w:val="22"/>
         </w:rPr>
-        <w:t>Log warehouse vs. detection engine; the MTTD comparison (days-to-never → minutes).</w:t>
+        <w:t>The standing-privilege problem (with the Scattered Spider AA23-278A and Storm-0558 case studies).</w:t>
       </w:r>
     </w:p>
     <w:p>
@@ -229,20 +229,7 @@
         <w:rPr>
           <w:sz w:val="22"/>
         </w:rPr>
-        <w:t xml:space="preserve">Detection lifecycle: author → historical test → deploy with </w:t>
-      </w:r>
-      <w:r>
-        <w:rPr>
-          <w:rFonts w:ascii="Consolas" w:hAnsi="Consolas"/>
-          <w:sz w:val="22"/>
-        </w:rPr>
-        <w:t>createIncident:false</w:t>
-      </w:r>
-      <w:r>
-        <w:rPr>
-          <w:sz w:val="22"/>
-        </w:rPr>
-        <w:t xml:space="preserve"> tuning window → steady-state review.</w:t>
+        <w:t>Role protection table: Global Admin, Privileged Role Admin, Security Admin, Exchange/SharePoint/Intune Admin, Azure Owner/Contributor.</w:t>
       </w:r>
     </w:p>
     <w:p>
@@ -253,7 +240,20 @@
         <w:rPr>
           <w:sz w:val="22"/>
         </w:rPr>
-        <w:t>The 20-rule priority detection library keyed to series log sources.</w:t>
+        <w:t>Arc JIT SSH/RDP through the Arc connectivity layer (</w:t>
+      </w:r>
+      <w:r>
+        <w:rPr>
+          <w:rFonts w:ascii="Consolas" w:hAnsi="Consolas"/>
+          <w:sz w:val="22"/>
+        </w:rPr>
+        <w:t>az ssh arc</w:t>
+      </w:r>
+      <w:r>
+        <w:rPr>
+          <w:sz w:val="22"/>
+        </w:rPr>
+        <w:t>).</w:t>
       </w:r>
     </w:p>
     <w:p>
@@ -264,7 +264,7 @@
         <w:rPr>
           <w:sz w:val="22"/>
         </w:rPr>
-        <w:t>UEBA investigation priority score; Defender for Identity during hybrid AD transition.</w:t>
+        <w:t>PAW trust model — device identity as an authentication factor; WDAC allowlisting.</w:t>
       </w:r>
     </w:p>
     <w:p>
@@ -275,18 +275,20 @@
         <w:rPr>
           <w:sz w:val="22"/>
         </w:rPr>
-        <w:t>Two-level automation: Sentinel automation rules + Logic App playbooks (enrich → notify → contain).</w:t>
+        <w:t>Entra Authentication Context (</w:t>
       </w:r>
-    </w:p>
-    <w:p>
-      <w:pPr>
-        <w:pStyle w:val="ListBullet"/>
-      </w:pPr>
+      <w:r>
+        <w:rPr>
+          <w:rFonts w:ascii="Consolas" w:hAnsi="Consolas"/>
+          <w:sz w:val="22"/>
+        </w:rPr>
+        <w:t>c1</w:t>
+      </w:r>
       <w:r>
         <w:rPr>
           <w:sz w:val="22"/>
         </w:rPr>
-        <w:t>TIDE TAXII IOC auto-correlation every 15 minutes; NARA GRS 3.2 three-year floor; OMB M-20-04 1-hour US-CERT reporting.</w:t>
+        <w:t>) for IA-11 step-up MFA.</w:t>
       </w:r>
     </w:p>
     <w:p>
@@ -306,9 +308,16 @@
       </w:pPr>
       <w:r>
         <w:rPr>
+          <w:b/>
           <w:sz w:val="22"/>
         </w:rPr>
-        <w:t>Deploy Sentinel connectors for all Books 01–09 sources; verify ingestion health per table.</w:t>
+        <w:t>Create break-glass accounts first</w:t>
+      </w:r>
+      <w:r>
+        <w:rPr>
+          <w:sz w:val="22"/>
+        </w:rPr>
+        <w:t xml:space="preserve"> (before removing standing access); FIDO2 keys, CA exclusion, Sentinel sign-in alert.</w:t>
       </w:r>
     </w:p>
     <w:p>
@@ -319,7 +328,7 @@
         <w:rPr>
           <w:sz w:val="22"/>
         </w:rPr>
-        <w:t>Configure per-table retention plus WORM blob export.</w:t>
+        <w:t>Enumerate standing active assignments for privileged roles via Graph.</w:t>
       </w:r>
     </w:p>
     <w:p>
@@ -330,7 +339,7 @@
         <w:rPr>
           <w:sz w:val="22"/>
         </w:rPr>
-        <w:t>Deploy the KQL-included priority rules in tuning mode; promote after two weeks of false-positive review.</w:t>
+        <w:t>Convert human accounts to PIM eligible; per-role policies (4-hour max for Global Admin, MFA, justification, approver).</w:t>
       </w:r>
     </w:p>
     <w:p>
@@ -341,7 +350,7 @@
         <w:rPr>
           <w:sz w:val="22"/>
         </w:rPr>
-        <w:t>Roll out the remaining detections once the first set is stable.</w:t>
+        <w:t>Configure Arc JIT server access; disable local Administrator accounts.</w:t>
       </w:r>
     </w:p>
     <w:p>
@@ -352,7 +361,7 @@
         <w:rPr>
           <w:sz w:val="22"/>
         </w:rPr>
-        <w:t>Enable UEBA (plus Defender for Identity if hybrid AD remains) and TIDE TAXII intel.</w:t>
+        <w:t>Deploy PAW hardware, Intune compliance policy, WDAC.</w:t>
       </w:r>
     </w:p>
     <w:p>
@@ -363,7 +372,7 @@
         <w:rPr>
           <w:sz w:val="22"/>
         </w:rPr>
-        <w:t>Build automation: suppression watchlists, enrichment playbook, ServiceNow/Teams notification, gated isolation and account-disable playbooks.</w:t>
+        <w:t>Deploy Conditional Access policies in report-only mode for 14+ days, then enforce.</w:t>
       </w:r>
     </w:p>
     <w:p>
@@ -374,7 +383,7 @@
         <w:rPr>
           <w:sz w:val="22"/>
         </w:rPr>
-        <w:t>Author the IR plan and seven artifacts; run the annual tabletop.</w:t>
+        <w:t>Bind Authentication Context to PIM activation; quarterly break-glass tests.</w:t>
       </w:r>
     </w:p>
     <w:p>
@@ -396,7 +405,7 @@
         <w:rPr>
           <w:sz w:val="22"/>
         </w:rPr>
-        <w:t>AU-6, AU-6(1), AU-6(4), AU-7, AU-8, AU-11, SI-4, SI-4(2)(4)(7), IR-4, IR-6, IR-8. NIST SP 800-61 Rev 2; NARA GRS 3.2; OMB M-20-04. FedRAMP 20x KSI families: KSI-AU, KSI-SI, KSI-IR.</w:t>
+        <w:t>AC-5, AC-6, AC-6(1)(2)(5)(9)(10), AC-11, AC-12, IA-11 (full before/after closure table). FedRAMP 20x: KSI-IAM-02, KSI-IAM-03 (phishing-resistant MFA), KSI-EDR-01. OMB M-22-09, NIST SP 800-207, CMMC 2.0 Level 2.</w:t>
       </w:r>
     </w:p>
     <w:p>
@@ -418,7 +427,7 @@
         <w:rPr>
           <w:sz w:val="22"/>
         </w:rPr>
-        <w:t>The full log pipeline from Books 01–09 (Infoblox syslog/RPZ/DNSSEC, SASE flow telemetry, Entra sign-in/audit, SQL continuous audit, Defender for Endpoint, PAM, vulnerability posture). Working KQL and Logic Apps knowledge.</w:t>
+        <w:t>Books 01–09, specifically Arc as identity bridge (Books 07–08) and Entra/Conditional Access foundations (Books 01–06). PowerShell/Graph skills.</w:t>
       </w:r>
     </w:p>
     <w:p>
@@ -440,20 +449,7 @@
         <w:rPr>
           <w:sz w:val="22"/>
         </w:rPr>
-        <w:t xml:space="preserve">Build the CEF forwarder path for Infoblox, validate </w:t>
-      </w:r>
-      <w:r>
-        <w:rPr>
-          <w:rFonts w:ascii="Consolas" w:hAnsi="Consolas"/>
-          <w:sz w:val="22"/>
-        </w:rPr>
-        <w:t>CommonSecurityLog</w:t>
-      </w:r>
-      <w:r>
-        <w:rPr>
-          <w:sz w:val="22"/>
-        </w:rPr>
-        <w:t xml:space="preserve"> ingestion, deploy the DNS C2 beacon rule, and tune its threshold against a simulated beaconing script.</w:t>
+        <w:t>Enumerate standing admin assignments in a test tenant, convert one to PIM eligible, walk the full activation ceremony, inspect the PIM audit log.</w:t>
       </w:r>
     </w:p>
     <w:p>
@@ -464,7 +460,7 @@
         <w:rPr>
           <w:sz w:val="22"/>
         </w:rPr>
-        <w:t>Implement the MFA-fatigue KQL rule and an enrichment playbook that appends Entra risk level and device compliance as incident comments.</w:t>
+        <w:t>Configure Arc JIT SSH to a test server; disable local Administrator via Run Command; verify no inbound 22/3389.</w:t>
       </w:r>
     </w:p>
     <w:p>
@@ -475,7 +471,7 @@
         <w:rPr>
           <w:sz w:val="22"/>
         </w:rPr>
-        <w:t>Configure the three-tier retention architecture including a WORM container with a 1,095-day immutability policy; produce the AU-11 evidence export.</w:t>
+        <w:t>Create a break-glass account with a Sentinel alert rule; validate the alert fires within 5 minutes of a test sign-in.</w:t>
       </w:r>
     </w:p>
     <w:p>
@@ -497,20 +493,7 @@
         <w:rPr>
           <w:sz w:val="22"/>
         </w:rPr>
-        <w:t xml:space="preserve">Trusting every incident immediately (SOC overload) or ignoring the tuning window — use the two-week </w:t>
-      </w:r>
-      <w:r>
-        <w:rPr>
-          <w:rFonts w:ascii="Consolas" w:hAnsi="Consolas"/>
-          <w:sz w:val="22"/>
-        </w:rPr>
-        <w:t>createIncident:false</w:t>
-      </w:r>
-      <w:r>
-        <w:rPr>
-          <w:sz w:val="22"/>
-        </w:rPr>
-        <w:t xml:space="preserve"> pattern.</w:t>
+        <w:t>Treating credential migration as the security outcome — stronger authentication with unchanged standing authorization scope.</w:t>
       </w:r>
     </w:p>
     <w:p>
@@ -521,7 +504,7 @@
         <w:rPr>
           <w:sz w:val="22"/>
         </w:rPr>
-        <w:t>Triggering automated isolation on vulnerability presence rather than confirmed exploit status; gate non-workstation classes behind approval.</w:t>
+        <w:t>Enforcing PAW Conditional Access immediately instead of 14+ days report-only (admin lockout risk).</w:t>
       </w:r>
     </w:p>
     <w:p>
@@ -532,7 +515,7 @@
         <w:rPr>
           <w:sz w:val="22"/>
         </w:rPr>
-        <w:t>A SIEM where every rule is disabled "pending tuning" is still an AU-6 finding.</w:t>
+        <w:t>Building a PAW as a VM on a shared hypervisor.</w:t>
       </w:r>
     </w:p>
     <w:p>
@@ -543,7 +526,7 @@
         <w:rPr>
           <w:sz w:val="22"/>
         </w:rPr>
-        <w:t>Ignoring commitment-tier pricing past 100 GB/day leaves 15–65% savings on the table.</w:t>
+        <w:t>Removing standing access without break-glass accounts, or leaving break-glass untested.</w:t>
       </w:r>
     </w:p>
     <w:p>
@@ -565,7 +548,7 @@
         <w:rPr>
           <w:sz w:val="22"/>
         </w:rPr>
-        <w:t>SC-200, Splunk / Elastic, SANS, CISA Learning, ServiceNow University.</w:t>
+        <w:t>SC-300, AZ-500, SANS.</w:t>
       </w:r>
     </w:p>
     <w:p>
@@ -596,7 +579,7 @@
         <w:rPr>
           <w:sz w:val="22"/>
         </w:rPr>
-        <w:t xml:space="preserve"> Book 11 — Business Continuity</w:t>
+        <w:t xml:space="preserve"> Book 11 — Vulnerability Management</w:t>
       </w:r>
     </w:p>
     <w:sectPr>
